--- a/shadow_service/shadow_service/demo_templates/ectd_cover_letter.docx
+++ b/shadow_service/shadow_service/demo_templates/ectd_cover_letter.docx
@@ -53,7 +53,7 @@
         <w:rPr>
           <w:b w:val="0"/>
         </w:rPr>
-        <w:t>Re: {{ submission_type }} Submission for {{ product_name }}</w:t>
+        <w:t>Re: {{ submission_type }} for {{ product_name }} ({{ generic_name }})</w:t>
       </w:r>
     </w:p>
     <w:p>
@@ -114,17 +114,341 @@
         <w:rPr>
           <w:b/>
         </w:rPr>
-        <w:t>This submission contains the following modules:</w:t>
+        <w:t>Modules Included in This Submission</w:t>
       </w:r>
     </w:p>
-    <w:p>
-      <w:r>
-        <w:rPr>
-          <w:b w:val="0"/>
-        </w:rPr>
-        <w:t>{{ modules_included }}</w:t>
-      </w:r>
-    </w:p>
+    <w:tbl>
+      <w:tblPr>
+        <w:tblStyle w:val="TableGrid"/>
+        <w:tblW w:type="auto" w:w="0"/>
+        <w:tblLook w:firstColumn="1" w:firstRow="1" w:lastColumn="0" w:lastRow="0" w:noHBand="0" w:noVBand="1" w:val="04A0"/>
+      </w:tblPr>
+      <w:tblGrid>
+        <w:gridCol w:w="2880"/>
+        <w:gridCol w:w="2880"/>
+        <w:gridCol w:w="2880"/>
+      </w:tblGrid>
+      <w:tr>
+        <w:tc>
+          <w:tcPr>
+            <w:tcW w:type="dxa" w:w="2880"/>
+          </w:tcPr>
+          <w:p>
+            <w:r>
+              <w:t>Module</w:t>
+            </w:r>
+          </w:p>
+        </w:tc>
+        <w:tc>
+          <w:tcPr>
+            <w:tcW w:type="dxa" w:w="2880"/>
+          </w:tcPr>
+          <w:p>
+            <w:r>
+              <w:t>Content</w:t>
+            </w:r>
+          </w:p>
+        </w:tc>
+        <w:tc>
+          <w:tcPr>
+            <w:tcW w:type="dxa" w:w="2880"/>
+          </w:tcPr>
+          <w:p>
+            <w:r>
+              <w:t>Status</w:t>
+            </w:r>
+          </w:p>
+        </w:tc>
+      </w:tr>
+      <w:tr>
+        <w:tc>
+          <w:tcPr>
+            <w:tcW w:type="dxa" w:w="2880"/>
+          </w:tcPr>
+          <w:p>
+            <w:r>
+              <w:t>1</w:t>
+            </w:r>
+          </w:p>
+        </w:tc>
+        <w:tc>
+          <w:tcPr>
+            <w:tcW w:type="dxa" w:w="2880"/>
+          </w:tcPr>
+          <w:p>
+            <w:r>
+              <w:t>Administrative Information</w:t>
+            </w:r>
+          </w:p>
+        </w:tc>
+        <w:tc>
+          <w:tcPr>
+            <w:tcW w:type="dxa" w:w="2880"/>
+          </w:tcPr>
+          <w:p>
+            <w:r>
+              <w:t>{{ module_1_status }}</w:t>
+            </w:r>
+          </w:p>
+        </w:tc>
+      </w:tr>
+      <w:tr>
+        <w:tc>
+          <w:tcPr>
+            <w:tcW w:type="dxa" w:w="2880"/>
+          </w:tcPr>
+          <w:p>
+            <w:r>
+              <w:t>2.2</w:t>
+            </w:r>
+          </w:p>
+        </w:tc>
+        <w:tc>
+          <w:tcPr>
+            <w:tcW w:type="dxa" w:w="2880"/>
+          </w:tcPr>
+          <w:p>
+            <w:r>
+              <w:t>Introduction</w:t>
+            </w:r>
+          </w:p>
+        </w:tc>
+        <w:tc>
+          <w:tcPr>
+            <w:tcW w:type="dxa" w:w="2880"/>
+          </w:tcPr>
+          <w:p>
+            <w:r>
+              <w:t>{{ module_2_2_status }}</w:t>
+            </w:r>
+          </w:p>
+        </w:tc>
+      </w:tr>
+      <w:tr>
+        <w:tc>
+          <w:tcPr>
+            <w:tcW w:type="dxa" w:w="2880"/>
+          </w:tcPr>
+          <w:p>
+            <w:r>
+              <w:t>2.3</w:t>
+            </w:r>
+          </w:p>
+        </w:tc>
+        <w:tc>
+          <w:tcPr>
+            <w:tcW w:type="dxa" w:w="2880"/>
+          </w:tcPr>
+          <w:p>
+            <w:r>
+              <w:t>Quality Overall Summary</w:t>
+            </w:r>
+          </w:p>
+        </w:tc>
+        <w:tc>
+          <w:tcPr>
+            <w:tcW w:type="dxa" w:w="2880"/>
+          </w:tcPr>
+          <w:p>
+            <w:r>
+              <w:t>{{ module_2_3_status }}</w:t>
+            </w:r>
+          </w:p>
+        </w:tc>
+      </w:tr>
+      <w:tr>
+        <w:tc>
+          <w:tcPr>
+            <w:tcW w:type="dxa" w:w="2880"/>
+          </w:tcPr>
+          <w:p>
+            <w:r>
+              <w:t>2.4</w:t>
+            </w:r>
+          </w:p>
+        </w:tc>
+        <w:tc>
+          <w:tcPr>
+            <w:tcW w:type="dxa" w:w="2880"/>
+          </w:tcPr>
+          <w:p>
+            <w:r>
+              <w:t>Nonclinical Overview</w:t>
+            </w:r>
+          </w:p>
+        </w:tc>
+        <w:tc>
+          <w:tcPr>
+            <w:tcW w:type="dxa" w:w="2880"/>
+          </w:tcPr>
+          <w:p>
+            <w:r>
+              <w:t>{{ module_2_4_status }}</w:t>
+            </w:r>
+          </w:p>
+        </w:tc>
+      </w:tr>
+      <w:tr>
+        <w:tc>
+          <w:tcPr>
+            <w:tcW w:type="dxa" w:w="2880"/>
+          </w:tcPr>
+          <w:p>
+            <w:r>
+              <w:t>2.5</w:t>
+            </w:r>
+          </w:p>
+        </w:tc>
+        <w:tc>
+          <w:tcPr>
+            <w:tcW w:type="dxa" w:w="2880"/>
+          </w:tcPr>
+          <w:p>
+            <w:r>
+              <w:t>Clinical Overview</w:t>
+            </w:r>
+          </w:p>
+        </w:tc>
+        <w:tc>
+          <w:tcPr>
+            <w:tcW w:type="dxa" w:w="2880"/>
+          </w:tcPr>
+          <w:p>
+            <w:r>
+              <w:t>{{ module_2_5_status }}</w:t>
+            </w:r>
+          </w:p>
+        </w:tc>
+      </w:tr>
+      <w:tr>
+        <w:tc>
+          <w:tcPr>
+            <w:tcW w:type="dxa" w:w="2880"/>
+          </w:tcPr>
+          <w:p>
+            <w:r>
+              <w:t>2.7</w:t>
+            </w:r>
+          </w:p>
+        </w:tc>
+        <w:tc>
+          <w:tcPr>
+            <w:tcW w:type="dxa" w:w="2880"/>
+          </w:tcPr>
+          <w:p>
+            <w:r>
+              <w:t>Clinical Summary</w:t>
+            </w:r>
+          </w:p>
+        </w:tc>
+        <w:tc>
+          <w:tcPr>
+            <w:tcW w:type="dxa" w:w="2880"/>
+          </w:tcPr>
+          <w:p>
+            <w:r>
+              <w:t>{{ module_2_7_status }}</w:t>
+            </w:r>
+          </w:p>
+        </w:tc>
+      </w:tr>
+      <w:tr>
+        <w:tc>
+          <w:tcPr>
+            <w:tcW w:type="dxa" w:w="2880"/>
+          </w:tcPr>
+          <w:p>
+            <w:r>
+              <w:t>3</w:t>
+            </w:r>
+          </w:p>
+        </w:tc>
+        <w:tc>
+          <w:tcPr>
+            <w:tcW w:type="dxa" w:w="2880"/>
+          </w:tcPr>
+          <w:p>
+            <w:r>
+              <w:t>Quality (CMC)</w:t>
+            </w:r>
+          </w:p>
+        </w:tc>
+        <w:tc>
+          <w:tcPr>
+            <w:tcW w:type="dxa" w:w="2880"/>
+          </w:tcPr>
+          <w:p>
+            <w:r>
+              <w:t>{{ module_3_status }}</w:t>
+            </w:r>
+          </w:p>
+        </w:tc>
+      </w:tr>
+      <w:tr>
+        <w:tc>
+          <w:tcPr>
+            <w:tcW w:type="dxa" w:w="2880"/>
+          </w:tcPr>
+          <w:p>
+            <w:r>
+              <w:t>4</w:t>
+            </w:r>
+          </w:p>
+        </w:tc>
+        <w:tc>
+          <w:tcPr>
+            <w:tcW w:type="dxa" w:w="2880"/>
+          </w:tcPr>
+          <w:p>
+            <w:r>
+              <w:t>Nonclinical Study Reports</w:t>
+            </w:r>
+          </w:p>
+        </w:tc>
+        <w:tc>
+          <w:tcPr>
+            <w:tcW w:type="dxa" w:w="2880"/>
+          </w:tcPr>
+          <w:p>
+            <w:r>
+              <w:t>{{ module_4_status }}</w:t>
+            </w:r>
+          </w:p>
+        </w:tc>
+      </w:tr>
+      <w:tr>
+        <w:tc>
+          <w:tcPr>
+            <w:tcW w:type="dxa" w:w="2880"/>
+          </w:tcPr>
+          <w:p>
+            <w:r>
+              <w:t>5</w:t>
+            </w:r>
+          </w:p>
+        </w:tc>
+        <w:tc>
+          <w:tcPr>
+            <w:tcW w:type="dxa" w:w="2880"/>
+          </w:tcPr>
+          <w:p>
+            <w:r>
+              <w:t>Clinical Study Reports</w:t>
+            </w:r>
+          </w:p>
+        </w:tc>
+        <w:tc>
+          <w:tcPr>
+            <w:tcW w:type="dxa" w:w="2880"/>
+          </w:tcPr>
+          <w:p>
+            <w:r>
+              <w:t>{{ module_5_status }}</w:t>
+            </w:r>
+          </w:p>
+        </w:tc>
+      </w:tr>
+    </w:tbl>
     <w:p>
       <w:r>
         <w:rPr>
@@ -150,11 +474,150 @@
     <w:p>
       <w:r>
         <w:rPr>
-          <w:b w:val="0"/>
+          <w:b/>
         </w:rPr>
-        <w:t>Should you have any questions, please contact {{ contact_name }} at {{ contact_email }} or {{ contact_phone }}.</w:t>
+        <w:t>Contact Information</w:t>
       </w:r>
     </w:p>
+    <w:tbl>
+      <w:tblPr>
+        <w:tblStyle w:val="TableGrid"/>
+        <w:tblW w:type="auto" w:w="0"/>
+        <w:tblLook w:firstColumn="1" w:firstRow="1" w:lastColumn="0" w:lastRow="0" w:noHBand="0" w:noVBand="1" w:val="04A0"/>
+      </w:tblPr>
+      <w:tblGrid>
+        <w:gridCol w:w="2160"/>
+        <w:gridCol w:w="2160"/>
+        <w:gridCol w:w="2160"/>
+        <w:gridCol w:w="2160"/>
+      </w:tblGrid>
+      <w:tr>
+        <w:tc>
+          <w:tcPr>
+            <w:tcW w:type="dxa" w:w="2160"/>
+          </w:tcPr>
+          <w:p>
+            <w:r>
+              <w:t>Role</w:t>
+            </w:r>
+          </w:p>
+        </w:tc>
+        <w:tc>
+          <w:tcPr>
+            <w:tcW w:type="dxa" w:w="2160"/>
+          </w:tcPr>
+          <w:p>
+            <w:r>
+              <w:t>Name</w:t>
+            </w:r>
+          </w:p>
+        </w:tc>
+        <w:tc>
+          <w:tcPr>
+            <w:tcW w:type="dxa" w:w="2160"/>
+          </w:tcPr>
+          <w:p>
+            <w:r>
+              <w:t>Email</w:t>
+            </w:r>
+          </w:p>
+        </w:tc>
+        <w:tc>
+          <w:tcPr>
+            <w:tcW w:type="dxa" w:w="2160"/>
+          </w:tcPr>
+          <w:p>
+            <w:r>
+              <w:t>Phone</w:t>
+            </w:r>
+          </w:p>
+        </w:tc>
+      </w:tr>
+      <w:tr>
+        <w:tc>
+          <w:tcPr>
+            <w:tcW w:type="dxa" w:w="2160"/>
+          </w:tcPr>
+          <w:p>
+            <w:r>
+              <w:t>Regulatory Contact</w:t>
+            </w:r>
+          </w:p>
+        </w:tc>
+        <w:tc>
+          <w:tcPr>
+            <w:tcW w:type="dxa" w:w="2160"/>
+          </w:tcPr>
+          <w:p>
+            <w:r>
+              <w:t>{{ contact_name }}</w:t>
+            </w:r>
+          </w:p>
+        </w:tc>
+        <w:tc>
+          <w:tcPr>
+            <w:tcW w:type="dxa" w:w="2160"/>
+          </w:tcPr>
+          <w:p>
+            <w:r>
+              <w:t>{{ contact_email }}</w:t>
+            </w:r>
+          </w:p>
+        </w:tc>
+        <w:tc>
+          <w:tcPr>
+            <w:tcW w:type="dxa" w:w="2160"/>
+          </w:tcPr>
+          <w:p>
+            <w:r>
+              <w:t>{{ contact_phone }}</w:t>
+            </w:r>
+          </w:p>
+        </w:tc>
+      </w:tr>
+      <w:tr>
+        <w:tc>
+          <w:tcPr>
+            <w:tcW w:type="dxa" w:w="2160"/>
+          </w:tcPr>
+          <w:p>
+            <w:r>
+              <w:t>Medical Monitor</w:t>
+            </w:r>
+          </w:p>
+        </w:tc>
+        <w:tc>
+          <w:tcPr>
+            <w:tcW w:type="dxa" w:w="2160"/>
+          </w:tcPr>
+          <w:p>
+            <w:r>
+              <w:t>{{ medical_monitor_name }}</w:t>
+            </w:r>
+          </w:p>
+        </w:tc>
+        <w:tc>
+          <w:tcPr>
+            <w:tcW w:type="dxa" w:w="2160"/>
+          </w:tcPr>
+          <w:p>
+            <w:r>
+              <w:t>{{ medical_monitor_email }}</w:t>
+            </w:r>
+          </w:p>
+        </w:tc>
+        <w:tc>
+          <w:tcPr>
+            <w:tcW w:type="dxa" w:w="2160"/>
+          </w:tcPr>
+          <w:p>
+            <w:r>
+              <w:t>{{ medical_monitor_phone }}</w:t>
+            </w:r>
+          </w:p>
+        </w:tc>
+      </w:tr>
+    </w:tbl>
     <w:p>
       <w:r>
         <w:rPr>
@@ -167,7 +630,7 @@
         <w:rPr>
           <w:b w:val="0"/>
         </w:rPr>
-        <w:t>Sincerely,</w:t>
+        <w:t>Respectfully submitted,</w:t>
       </w:r>
     </w:p>
     <w:p>
@@ -192,6 +655,61 @@
           <w:b w:val="0"/>
         </w:rPr>
         <w:t>{{ sponsor_name }}</w:t>
+      </w:r>
+    </w:p>
+    <w:p>
+      <w:r>
+        <w:rPr>
+          <w:b w:val="0"/>
+        </w:rPr>
+        <w:t>Date: {{ signature_date }}</w:t>
+      </w:r>
+    </w:p>
+    <w:p>
+      <w:r>
+        <w:rPr>
+          <w:b w:val="0"/>
+        </w:rPr>
+      </w:r>
+    </w:p>
+    <w:p>
+      <w:r>
+        <w:rPr>
+          <w:b w:val="0"/>
+        </w:rPr>
+        <w:t>────────────────────────────────────────────────────────────</w:t>
+      </w:r>
+    </w:p>
+    <w:p>
+      <w:r>
+        <w:rPr>
+          <w:b w:val="0"/>
+        </w:rPr>
+        <w:t>Document ID: {{ document_id }}</w:t>
+      </w:r>
+    </w:p>
+    <w:p>
+      <w:r>
+        <w:rPr>
+          <w:b w:val="0"/>
+        </w:rPr>
+        <w:t>Classification: {{ classification }}</w:t>
+      </w:r>
+    </w:p>
+    <w:p>
+      <w:r>
+        <w:rPr>
+          <w:b w:val="0"/>
+        </w:rPr>
+        <w:t>Generated by: ClinicalSage DOCX Factory</w:t>
+      </w:r>
+    </w:p>
+    <w:p>
+      <w:r>
+        <w:rPr>
+          <w:b w:val="0"/>
+        </w:rPr>
+        <w:t>This document is electronically generated. No wet signature required when submitted via eCTD gateway.</w:t>
       </w:r>
     </w:p>
     <w:sectPr>
